--- a/Software Engineer Cv.docx
+++ b/Software Engineer Cv.docx
@@ -78,10 +78,15 @@
       </w:r>
     </w:p>
     <w:p>
-      <w:r>
-        <w:pict w14:anchorId="1648446C">
-          <v:rect id="_x0000_i1275" style="width:0;height:1.5pt" o:hralign="center" o:hrstd="t" o:hr="t"/>
-        </w:pict>
+      <w:pPr>
+        <w:pStyle w:val="BodyText"/>
+        <w:spacing w:after="120"/>
+        <w:rPr>
+          <w:lang w:val="en-GB"/>
+        </w:rPr>
+      </w:pPr>
+      <w:r>
+        <w:t>───────────────────────────────────────────────────────────────────────────</w:t>
       </w:r>
     </w:p>
     <w:p>
@@ -91,15 +96,6 @@
       <w:bookmarkStart w:id="1" w:name="career-summary"/>
       <w:r>
         <w:t>Career Summary</w:t>
-      </w:r>
-    </w:p>
-    <w:p>
-      <w:pPr>
-        <w:pStyle w:val="FirstParagraph"/>
-        <w:spacing w:line="276" w:lineRule="auto"/>
-      </w:pPr>
-      <w:r>
-        <w:t>I’m a software engineer with over 4 years of experience in building web applications using PHP, Laravel, and other modern web technologies. I enjoy turning ideas into real products, whether it’s developing new features, fixing tricky bugs, or improving system performance. Writing clean, readable code is important to me, and I follow best practices to ensure maintainability.</w:t>
       </w:r>
     </w:p>
     <w:p>
@@ -108,14 +104,27 @@
         <w:spacing w:after="120" w:line="276" w:lineRule="auto"/>
       </w:pPr>
       <w:r>
+        <w:t>I’m a software engineer with over 4 years of experience in building web applications using PHP, Laravel, and other modern web technologies. I enjoy turning ideas into real products, whether it’s developing new features, fixing tricky bugs, or improving system performance. Writing clean, readable code is important to me, and I follow best practices to ensure maintainability.</w:t>
+      </w:r>
+    </w:p>
+    <w:p>
+      <w:pPr>
+        <w:pStyle w:val="FirstParagraph"/>
+        <w:spacing w:before="0" w:after="120" w:line="276" w:lineRule="auto"/>
+      </w:pPr>
+      <w:r>
         <w:t>I’m always open to learning new tools and technologies that can help build better software.</w:t>
       </w:r>
     </w:p>
     <w:p>
-      <w:r>
-        <w:pict w14:anchorId="6D758E64">
-          <v:rect id="_x0000_i1268" style="width:0;height:1.5pt" o:hralign="center" o:hrstd="t" o:hr="t"/>
-        </w:pict>
+      <w:pPr>
+        <w:pStyle w:val="BodyText"/>
+        <w:rPr>
+          <w:lang w:val="en-GB"/>
+        </w:rPr>
+      </w:pPr>
+      <w:r>
+        <w:t>───────────────────────────────────────────────────────────────────────────</w:t>
       </w:r>
     </w:p>
     <w:p>
@@ -146,7 +155,10 @@
         </w:numPr>
       </w:pPr>
       <w:r>
-        <w:t>Developed and optimized high-performance Laravel-based applications.</w:t>
+        <w:t>Built and optimized high-performance Laravel applications for better scalability</w:t>
+      </w:r>
+      <w:r>
+        <w:t>.</w:t>
       </w:r>
     </w:p>
     <w:p>
@@ -158,7 +170,10 @@
         </w:numPr>
       </w:pPr>
       <w:r>
-        <w:t>Designed and implemented RESTful APIs for seamless integrations.</w:t>
+        <w:t>Designed RESTful APIs for integrations with third-party and internal systems</w:t>
+      </w:r>
+      <w:r>
+        <w:t>.</w:t>
       </w:r>
     </w:p>
     <w:p>
@@ -170,7 +185,10 @@
         </w:numPr>
       </w:pPr>
       <w:r>
-        <w:t>Enhanced application security with authentication and RBAC.</w:t>
+        <w:t>Enhanced system architecture, deployment, and maintenance for reliability</w:t>
+      </w:r>
+      <w:r>
+        <w:t>.</w:t>
       </w:r>
     </w:p>
     <w:p>
@@ -182,7 +200,10 @@
         </w:numPr>
       </w:pPr>
       <w:r>
-        <w:t>Worked closely with UI/UX designers to improve user experience.</w:t>
+        <w:t>Collaborated with UI/UX teams to enhance user experience and usability</w:t>
+      </w:r>
+      <w:r>
+        <w:t>.</w:t>
       </w:r>
     </w:p>
     <w:p>
@@ -194,19 +215,22 @@
         </w:numPr>
       </w:pPr>
       <w:r>
+        <w:t>Conducted code reviews and optimized SQL queries for faster performance</w:t>
+      </w:r>
+      <w:r>
+        <w:t>.</w:t>
+      </w:r>
+    </w:p>
+    <w:p>
+      <w:pPr>
+        <w:pStyle w:val="Compact"/>
+        <w:numPr>
+          <w:ilvl w:val="0"/>
+          <w:numId w:val="2"/>
+        </w:numPr>
+      </w:pPr>
+      <w:r>
         <w:t>Integrated third-party services such as payment gateways and virtual cards.</w:t>
-      </w:r>
-    </w:p>
-    <w:p>
-      <w:pPr>
-        <w:pStyle w:val="Compact"/>
-        <w:numPr>
-          <w:ilvl w:val="0"/>
-          <w:numId w:val="2"/>
-        </w:numPr>
-      </w:pPr>
-      <w:r>
-        <w:t>Conducted code reviews and optimized database queries for better performance.</w:t>
       </w:r>
     </w:p>
     <w:p>
@@ -271,10 +295,14 @@
       </w:r>
     </w:p>
     <w:p>
-      <w:r>
-        <w:pict w14:anchorId="51E48425">
-          <v:rect id="_x0000_i1269" style="width:0;height:1.5pt" o:hralign="center" o:hrstd="t" o:hr="t"/>
-        </w:pict>
+      <w:pPr>
+        <w:pStyle w:val="BodyText"/>
+        <w:rPr>
+          <w:lang w:val="en-GB"/>
+        </w:rPr>
+      </w:pPr>
+      <w:r>
+        <w:t>───────────────────────────────────────────────────────────────────────────</w:t>
       </w:r>
     </w:p>
     <w:p>
@@ -374,13 +402,7 @@
         <w:t>SSC from Science</w:t>
       </w:r>
       <w:r>
-        <w:t xml:space="preserve"> </w:t>
-      </w:r>
-      <w:r>
-        <w:t>–</w:t>
-      </w:r>
-      <w:r>
-        <w:t xml:space="preserve"> </w:t>
+        <w:t xml:space="preserve"> – </w:t>
       </w:r>
       <w:proofErr w:type="spellStart"/>
       <w:r>
@@ -579,10 +601,7 @@
         <w:t>service-driven architecture</w:t>
       </w:r>
       <w:r>
-        <w:t xml:space="preserve">, </w:t>
-      </w:r>
-      <w:r>
-        <w:t xml:space="preserve">using </w:t>
+        <w:t xml:space="preserve">, using </w:t>
       </w:r>
       <w:r>
         <w:rPr>
@@ -591,19 +610,10 @@
         <w:t>interfaces</w:t>
       </w:r>
       <w:r>
-        <w:t xml:space="preserve"> to handle multiple messaging channels</w:t>
-      </w:r>
-      <w:r>
-        <w:t xml:space="preserve">; </w:t>
-      </w:r>
-      <w:r>
-        <w:t xml:space="preserve">controllers can </w:t>
-      </w:r>
-      <w:r>
-        <w:t xml:space="preserve">easily </w:t>
-      </w:r>
-      <w:r>
-        <w:t xml:space="preserve">switch to </w:t>
+        <w:t xml:space="preserve"> to handle multiple messaging channels; </w:t>
+      </w:r>
+      <w:r>
+        <w:t xml:space="preserve">controllers can easily switch to </w:t>
       </w:r>
       <w:r>
         <w:rPr>
@@ -623,10 +633,7 @@
         <w:t>React</w:t>
       </w:r>
       <w:r>
-        <w:t xml:space="preserve"> or other frontends</w:t>
-      </w:r>
-      <w:r>
-        <w:t>.</w:t>
+        <w:t xml:space="preserve"> or other frontends.</w:t>
       </w:r>
     </w:p>
     <w:p>
@@ -668,10 +675,7 @@
         <w:t>documentation</w:t>
       </w:r>
       <w:r>
-        <w:t>, establishing a strong foundation for future phases</w:t>
-      </w:r>
-      <w:r>
-        <w:t>.</w:t>
+        <w:t>, establishing a strong foundation for future phases.</w:t>
       </w:r>
     </w:p>
     <w:p>
@@ -1081,13 +1085,7 @@
           <w:rPr>
             <w:rStyle w:val="Hyperlink"/>
           </w:rPr>
-          <w:t>Merchant-</w:t>
-        </w:r>
-        <w:r>
-          <w:rPr>
-            <w:rStyle w:val="Hyperlink"/>
-          </w:rPr>
-          <w:t>App</w:t>
+          <w:t>Merchant-App</w:t>
         </w:r>
       </w:hyperlink>
     </w:p>
@@ -1100,10 +1098,7 @@
         </w:numPr>
       </w:pPr>
       <w:r>
-        <w:t>Project &amp; Collection Link</w:t>
-      </w:r>
-      <w:r>
-        <w:t xml:space="preserve">: </w:t>
+        <w:t xml:space="preserve">Project &amp; Collection Link: </w:t>
       </w:r>
       <w:r>
         <w:t xml:space="preserve"> </w:t>
@@ -1367,10 +1362,14 @@
       </w:r>
     </w:p>
     <w:p>
-      <w:r>
-        <w:pict w14:anchorId="1D409B38">
-          <v:rect id="_x0000_i1270" style="width:0;height:1.5pt" o:hralign="center" o:hrstd="t" o:hr="t"/>
-        </w:pict>
+      <w:pPr>
+        <w:pStyle w:val="BodyText"/>
+        <w:rPr>
+          <w:lang w:val="en-GB"/>
+        </w:rPr>
+      </w:pPr>
+      <w:r>
+        <w:t>───────────────────────────────────────────────────────────────────────────</w:t>
       </w:r>
     </w:p>
     <w:p>
@@ -1426,16 +1425,22 @@
           <w:ilvl w:val="0"/>
           <w:numId w:val="10"/>
         </w:numPr>
+        <w:spacing w:after="0"/>
       </w:pPr>
       <w:r>
         <w:t>Urdu – Fluent (listening &amp; speaking)</w:t>
       </w:r>
     </w:p>
     <w:p>
-      <w:r>
-        <w:pict w14:anchorId="528F7115">
-          <v:rect id="_x0000_i1271" style="width:0;height:1.5pt" o:hralign="center" o:hrstd="t" o:hr="t"/>
-        </w:pict>
+      <w:pPr>
+        <w:pStyle w:val="BodyText"/>
+        <w:spacing w:before="120"/>
+        <w:rPr>
+          <w:lang w:val="en-GB"/>
+        </w:rPr>
+      </w:pPr>
+      <w:r>
+        <w:t>───────────────────────────────────────────────────────────────────────────</w:t>
       </w:r>
     </w:p>
     <w:p>
@@ -1461,10 +1466,14 @@
       </w:r>
     </w:p>
     <w:p>
-      <w:r>
-        <w:pict w14:anchorId="63F2263E">
-          <v:rect id="_x0000_i1272" style="width:0;height:1.5pt" o:hralign="center" o:hrstd="t" o:hr="t"/>
-        </w:pict>
+      <w:pPr>
+        <w:pStyle w:val="BodyText"/>
+        <w:rPr>
+          <w:lang w:val="en-GB"/>
+        </w:rPr>
+      </w:pPr>
+      <w:r>
+        <w:t>───────────────────────────────────────────────────────────────────────────</w:t>
       </w:r>
     </w:p>
     <w:p>
@@ -1503,9 +1512,7 @@
     </w:p>
     <w:p>
       <w:r>
-        <w:pict w14:anchorId="5BB1FCC7">
-          <v:rect id="_x0000_i1273" style="width:0;height:1.5pt" o:hralign="center" o:hrstd="t" o:hr="t"/>
-        </w:pict>
+        <w:t>───────────────────────────────────────────────────────────────────────────</w:t>
       </w:r>
     </w:p>
     <w:p>
@@ -1603,9 +1610,7 @@
     </w:p>
     <w:p>
       <w:r>
-        <w:pict w14:anchorId="563B397B">
-          <v:rect id="_x0000_i1274" style="width:0;height:1.5pt" o:hralign="center" o:hrstd="t" o:hr="t"/>
-        </w:pict>
+        <w:t>───────────────────────────────────────────────────────────────────────────</w:t>
       </w:r>
     </w:p>
     <w:p>
@@ -1716,6 +1721,16 @@
 
 <file path=word/numbering.xml><?xml version="1.0" encoding="utf-8"?>
 <w:numbering xmlns:wpc="http://schemas.microsoft.com/office/word/2010/wordprocessingCanvas" xmlns:cx="http://schemas.microsoft.com/office/drawing/2014/chartex" xmlns:cx1="http://schemas.microsoft.com/office/drawing/2015/9/8/chartex" xmlns:cx2="http://schemas.microsoft.com/office/drawing/2015/10/21/chartex" xmlns:cx3="http://schemas.microsoft.com/office/drawing/2016/5/9/chartex" xmlns:cx4="http://schemas.microsoft.com/office/drawing/2016/5/10/chartex" xmlns:cx5="http://schemas.microsoft.com/office/drawing/2016/5/11/chartex" xmlns:cx6="http://schemas.microsoft.com/office/drawing/2016/5/12/chartex" xmlns:cx7="http://schemas.microsoft.com/office/drawing/2016/5/13/chartex" xmlns:cx8="http://schemas.microsoft.com/office/drawing/2016/5/14/chartex" xmlns:mc="http://schemas.openxmlformats.org/markup-compatibility/2006" xmlns:aink="http://schemas.microsoft.com/office/drawing/2016/ink" xmlns:am3d="http://schemas.microsoft.com/office/drawing/2017/model3d" xmlns:o="urn:schemas-microsoft-com:office:office" xmlns:r="http://schemas.openxmlformats.org/officeDocument/2006/relationships" xmlns:m="http://schemas.openxmlformats.org/officeDocument/2006/math" xmlns:v="urn:schemas-microsoft-com:vml" xmlns:wp14="http://schemas.microsoft.com/office/word/2010/wordprocessingDrawing" xmlns:wp="http://schemas.openxmlformats.org/drawingml/2006/wordprocessingDrawing" xmlns:w10="urn:schemas-microsoft-com:office:word" xmlns:w="http://schemas.openxmlformats.org/wordprocessingml/2006/main" xmlns:w14="http://schemas.microsoft.com/office/word/2010/wordml" xmlns:w15="http://schemas.microsoft.com/office/word/2012/wordml" xmlns:w16cex="http://schemas.microsoft.com/office/word/2018/wordml/cex" xmlns:w16cid="http://schemas.microsoft.com/office/word/2016/wordml/cid" xmlns:w16="http://schemas.microsoft.com/office/word/2018/wordml" xmlns:w16sdtdh="http://schemas.microsoft.com/office/word/2020/wordml/sdtdatahash" xmlns:w16se="http://schemas.microsoft.com/office/word/2015/wordml/symex" xmlns:wpg="http://schemas.microsoft.com/office/word/2010/wordprocessingGroup" xmlns:wpi="http://schemas.microsoft.com/office/word/2010/wordprocessingInk" xmlns:wne="http://schemas.microsoft.com/office/word/2006/wordml" xmlns:wps="http://schemas.microsoft.com/office/word/2010/wordprocessingShape" mc:Ignorable="w14 w15 w16se w16cid w16 w16cex w16sdtdh wp14">
+  <w:numPicBullet w:numPicBulletId="0">
+    <w:pict>
+      <v:rect id="_x0000_i1046" style="width:0;height:1.5pt" o:hralign="center" o:bullet="t" o:hrstd="t" o:hr="t"/>
+    </w:pict>
+  </w:numPicBullet>
+  <w:numPicBullet w:numPicBulletId="1">
+    <w:pict>
+      <v:rect id="_x0000_i1047" style="width:0;height:1.5pt" o:hralign="center" o:bullet="t" o:hrstd="t" o:hr="t"/>
+    </w:pict>
+  </w:numPicBullet>
   <w:abstractNum w:abstractNumId="0" w15:restartNumberingAfterBreak="0">
     <w:nsid w:val="0000A990"/>
     <w:multiLevelType w:val="multilevel"/>
@@ -2646,6 +2661,7 @@
   <w:style w:type="paragraph" w:styleId="BodyText">
     <w:name w:val="Body Text"/>
     <w:basedOn w:val="Normal"/>
+    <w:link w:val="BodyTextChar"/>
     <w:qFormat/>
     <w:pPr>
       <w:spacing w:before="180" w:after="180"/>
@@ -3410,6 +3426,12 @@
       <w:b/>
       <w:bCs/>
     </w:rPr>
+  </w:style>
+  <w:style w:type="character" w:customStyle="1" w:styleId="BodyTextChar">
+    <w:name w:val="Body Text Char"/>
+    <w:basedOn w:val="DefaultParagraphFont"/>
+    <w:link w:val="BodyText"/>
+    <w:rsid w:val="00350654"/>
   </w:style>
 </w:styles>
 </file>

--- a/Software Engineer Cv.docx
+++ b/Software Engineer Cv.docx
@@ -70,7 +70,7 @@
           <w:rPr>
             <w:rStyle w:val="Hyperlink"/>
           </w:rPr>
-          <w:t>njb99m@gmail.com</w:t>
+          <w:t>jabermasud.dev@gmail.com</w:t>
         </w:r>
       </w:hyperlink>
       <w:r>
@@ -215,10 +215,7 @@
         </w:numPr>
       </w:pPr>
       <w:r>
-        <w:t>Conducted code reviews and optimized SQL queries for faster performance</w:t>
-      </w:r>
-      <w:r>
-        <w:t>.</w:t>
+        <w:t>Conducted code reviews and optimized SQL queries for faster performance.</w:t>
       </w:r>
     </w:p>
     <w:p>
@@ -1723,12 +1720,12 @@
 <w:numbering xmlns:wpc="http://schemas.microsoft.com/office/word/2010/wordprocessingCanvas" xmlns:cx="http://schemas.microsoft.com/office/drawing/2014/chartex" xmlns:cx1="http://schemas.microsoft.com/office/drawing/2015/9/8/chartex" xmlns:cx2="http://schemas.microsoft.com/office/drawing/2015/10/21/chartex" xmlns:cx3="http://schemas.microsoft.com/office/drawing/2016/5/9/chartex" xmlns:cx4="http://schemas.microsoft.com/office/drawing/2016/5/10/chartex" xmlns:cx5="http://schemas.microsoft.com/office/drawing/2016/5/11/chartex" xmlns:cx6="http://schemas.microsoft.com/office/drawing/2016/5/12/chartex" xmlns:cx7="http://schemas.microsoft.com/office/drawing/2016/5/13/chartex" xmlns:cx8="http://schemas.microsoft.com/office/drawing/2016/5/14/chartex" xmlns:mc="http://schemas.openxmlformats.org/markup-compatibility/2006" xmlns:aink="http://schemas.microsoft.com/office/drawing/2016/ink" xmlns:am3d="http://schemas.microsoft.com/office/drawing/2017/model3d" xmlns:o="urn:schemas-microsoft-com:office:office" xmlns:r="http://schemas.openxmlformats.org/officeDocument/2006/relationships" xmlns:m="http://schemas.openxmlformats.org/officeDocument/2006/math" xmlns:v="urn:schemas-microsoft-com:vml" xmlns:wp14="http://schemas.microsoft.com/office/word/2010/wordprocessingDrawing" xmlns:wp="http://schemas.openxmlformats.org/drawingml/2006/wordprocessingDrawing" xmlns:w10="urn:schemas-microsoft-com:office:word" xmlns:w="http://schemas.openxmlformats.org/wordprocessingml/2006/main" xmlns:w14="http://schemas.microsoft.com/office/word/2010/wordml" xmlns:w15="http://schemas.microsoft.com/office/word/2012/wordml" xmlns:w16cex="http://schemas.microsoft.com/office/word/2018/wordml/cex" xmlns:w16cid="http://schemas.microsoft.com/office/word/2016/wordml/cid" xmlns:w16="http://schemas.microsoft.com/office/word/2018/wordml" xmlns:w16sdtdh="http://schemas.microsoft.com/office/word/2020/wordml/sdtdatahash" xmlns:w16se="http://schemas.microsoft.com/office/word/2015/wordml/symex" xmlns:wpg="http://schemas.microsoft.com/office/word/2010/wordprocessingGroup" xmlns:wpi="http://schemas.microsoft.com/office/word/2010/wordprocessingInk" xmlns:wne="http://schemas.microsoft.com/office/word/2006/wordml" xmlns:wps="http://schemas.microsoft.com/office/word/2010/wordprocessingShape" mc:Ignorable="w14 w15 w16se w16cid w16 w16cex w16sdtdh wp14">
   <w:numPicBullet w:numPicBulletId="0">
     <w:pict>
-      <v:rect id="_x0000_i1046" style="width:0;height:1.5pt" o:hralign="center" o:bullet="t" o:hrstd="t" o:hr="t"/>
+      <v:rect id="_x0000_i1122" style="width:0;height:1.5pt" o:hralign="center" o:bullet="t" o:hrstd="t" o:hr="t"/>
     </w:pict>
   </w:numPicBullet>
   <w:numPicBullet w:numPicBulletId="1">
     <w:pict>
-      <v:rect id="_x0000_i1047" style="width:0;height:1.5pt" o:hralign="center" o:bullet="t" o:hrstd="t" o:hr="t"/>
+      <v:rect id="_x0000_i1123" style="width:0;height:1.5pt" o:hralign="center" o:bullet="t" o:hrstd="t" o:hr="t"/>
     </w:pict>
   </w:numPicBullet>
   <w:abstractNum w:abstractNumId="0" w15:restartNumberingAfterBreak="0">
@@ -2635,6 +2632,7 @@
   <w:style w:type="character" w:default="1" w:styleId="DefaultParagraphFont">
     <w:name w:val="Default Paragraph Font"/>
     <w:uiPriority w:val="1"/>
+    <w:semiHidden/>
     <w:unhideWhenUsed/>
   </w:style>
   <w:style w:type="table" w:default="1" w:styleId="TableNormal">
